--- a/projects/valuepickr-open-screen/docs/Mayur Uniquoters.docx
+++ b/projects/valuepickr-open-screen/docs/Mayur Uniquoters.docx
@@ -286,7 +286,7 @@
         <w:spacing w:after="120" w:before="280"/>
       </w:pPr>
       <w:r>
-        <w:t xml:space="preserve">Ishmohit-Lens Checks (value chain · earnings quality · growth trajectory · management · global-signal check)</w:t>
+        <w:t xml:space="preserve">Guidance &amp; Expectation Gap</w:t>
       </w:r>
     </w:p>
     <w:p>
@@ -301,7 +301,7 @@
           <w:sz w:val="18"/>
           <w:szCs w:val="18"/>
         </w:rPr>
-        <w:t xml:space="preserve">Extra checks drawn from @ishmohit1 / SOIC methodology (playbook/ishmohit-soic-style.md): where the company sits in its value chain and what the supply side is doing, whether a margin/PAT inflection is structural or a cyclical peak, the rate-of-change of growth vs. what the multiple demands, and management quality as a positive attribute.</w:t>
+        <w:t xml:space="preserve">Management guidance decoded into commitments, graded on the expectation → action → operational → commercial → financial ladder, then compared to what the current price appears to assume. Method: playbook/guidance-and-expectation-gap.md.</w:t>
       </w:r>
     </w:p>
     <w:p>
@@ -315,7 +315,7 @@
           <w:sz w:val="20"/>
           <w:szCs w:val="20"/>
         </w:rPr>
-        <w:t xml:space="preserve">Value chain &amp; supply side:</w:t>
+        <w:t xml:space="preserve">Market expectation vs. our path:</w:t>
       </w:r>
     </w:p>
     <w:tbl>
@@ -346,125 +346,287 @@
                 <w:b/>
                 <w:bCs/>
               </w:rPr>
-              <w:t xml:space="preserve">Theme</w:t>
-            </w:r>
-          </w:p>
-        </w:tc>
-        <w:tc>
-          <w:tcPr>
-            <w:tcW w:type="dxa" w:w="5800"/>
-          </w:tcPr>
-          <w:p>
-            <w:r>
-              <w:t xml:space="preserve">Auto ancillaries (lesser-discussed, gaining strength)</w:t>
-            </w:r>
-          </w:p>
-        </w:tc>
-      </w:tr>
-      <w:tr>
-        <w:tc>
-          <w:tcPr>
-            <w:tcW w:type="dxa" w:w="3200"/>
-            <w:shd w:fill="F2F2F2" w:val="clear"/>
-          </w:tcPr>
-          <w:p>
-            <w:r>
-              <w:rPr>
-                <w:b/>
-                <w:bCs/>
-              </w:rPr>
-              <w:t xml:space="preserve">This company's position</w:t>
-            </w:r>
-          </w:p>
-        </w:tc>
-        <w:tc>
-          <w:tcPr>
-            <w:tcW w:type="dxa" w:w="5800"/>
-          </w:tcPr>
-          <w:p>
-            <w:r>
-              <w:t xml:space="preserve">Tier-1/near-Tier-1 synthetic-leather (PU/PVC) supplier for automotive interiors, exporting to global OEMs (BMW, Mercedes) with new Mexico capacity aimed at US-based OEM demand</w:t>
-            </w:r>
-          </w:p>
-        </w:tc>
-      </w:tr>
-      <w:tr>
-        <w:tc>
-          <w:tcPr>
-            <w:tcW w:type="dxa" w:w="3200"/>
-            <w:shd w:fill="F2F2F2" w:val="clear"/>
-          </w:tcPr>
-          <w:p>
-            <w:r>
-              <w:rPr>
-                <w:b/>
-                <w:bCs/>
-              </w:rPr>
-              <w:t xml:space="preserve">Bottleneck node (pricing power)</w:t>
-            </w:r>
-          </w:p>
-        </w:tc>
-        <w:tc>
-          <w:tcPr>
-            <w:tcW w:type="dxa" w:w="5800"/>
-          </w:tcPr>
-          <w:p>
-            <w:r>
-              <w:t xml:space="preserve">Company's own PU-plant capacity utilisation (persistently ~20-25%), not external demand</w:t>
-            </w:r>
-          </w:p>
-        </w:tc>
-      </w:tr>
-      <w:tr>
-        <w:tc>
-          <w:tcPr>
-            <w:tcW w:type="dxa" w:w="3200"/>
-            <w:shd w:fill="F2F2F2" w:val="clear"/>
-          </w:tcPr>
-          <w:p>
-            <w:r>
-              <w:rPr>
-                <w:b/>
-                <w:bCs/>
-              </w:rPr>
-              <w:t xml:space="preserve">Supply-side status</w:t>
-            </w:r>
-          </w:p>
-        </w:tc>
-        <w:tc>
-          <w:tcPr>
-            <w:tcW w:type="dxa" w:w="5800"/>
-          </w:tcPr>
-          <w:p>
-            <w:r>
-              <w:t xml:space="preserve">adding</w:t>
-            </w:r>
-          </w:p>
-        </w:tc>
-      </w:tr>
-      <w:tr>
-        <w:tc>
-          <w:tcPr>
-            <w:tcW w:type="dxa" w:w="3200"/>
-            <w:shd w:fill="F2F2F2" w:val="clear"/>
-          </w:tcPr>
-          <w:p>
-            <w:r>
-              <w:rPr>
-                <w:b/>
-                <w:bCs/>
-              </w:rPr>
-              <w:t xml:space="preserve">Adjacent-node peers</w:t>
-            </w:r>
-          </w:p>
-        </w:tc>
-        <w:tc>
-          <w:tcPr>
-            <w:tcW w:type="dxa" w:w="5800"/>
-          </w:tcPr>
-          <w:p>
-            <w:r>
-              <w:t xml:space="preserve">Jasch Industries, Relaxo Footwear (non-leather substitution angle), Balkrishna Industries (tyres, unrelated but same forum-adjacent auto-ancillary discussion)</w:t>
+              <w:t xml:space="preserve">As of</w:t>
+            </w:r>
+          </w:p>
+        </w:tc>
+        <w:tc>
+          <w:tcPr>
+            <w:tcW w:type="dxa" w:w="5800"/>
+          </w:tcPr>
+          <w:p>
+            <w:r>
+              <w:t xml:space="preserve">2026-09-09</w:t>
+            </w:r>
+          </w:p>
+        </w:tc>
+      </w:tr>
+      <w:tr>
+        <w:tc>
+          <w:tcPr>
+            <w:tcW w:type="dxa" w:w="3200"/>
+            <w:shd w:fill="F2F2F2" w:val="clear"/>
+          </w:tcPr>
+          <w:p>
+            <w:r>
+              <w:rPr>
+                <w:b/>
+                <w:bCs/>
+              </w:rPr>
+              <w:t xml:space="preserve">Price / multiple</w:t>
+            </w:r>
+          </w:p>
+        </w:tc>
+        <w:tc>
+          <w:tcPr>
+            <w:tcW w:type="dxa" w:w="5800"/>
+          </w:tcPr>
+          <w:p>
+            <w:r>
+              <w:t xml:space="preserve">Rs 736 · 15.4x P/E</w:t>
+            </w:r>
+          </w:p>
+        </w:tc>
+      </w:tr>
+      <w:tr>
+        <w:tc>
+          <w:tcPr>
+            <w:tcW w:type="dxa" w:w="3200"/>
+            <w:shd w:fill="F2F2F2" w:val="clear"/>
+          </w:tcPr>
+          <w:p>
+            <w:r>
+              <w:rPr>
+                <w:b/>
+                <w:bCs/>
+              </w:rPr>
+              <w:t xml:space="preserve">Right valuation lens</w:t>
+            </w:r>
+          </w:p>
+        </w:tc>
+        <w:tc>
+          <w:tcPr>
+            <w:tcW w:type="dxa" w:w="5800"/>
+          </w:tcPr>
+          <w:p>
+            <w:r>
+              <w:t xml:space="preserve">P/E</w:t>
+            </w:r>
+          </w:p>
+        </w:tc>
+      </w:tr>
+      <w:tr>
+        <w:tc>
+          <w:tcPr>
+            <w:tcW w:type="dxa" w:w="3200"/>
+            <w:shd w:fill="F2F2F2" w:val="clear"/>
+          </w:tcPr>
+          <w:p>
+            <w:r>
+              <w:rPr>
+                <w:b/>
+                <w:bCs/>
+              </w:rPr>
+              <w:t xml:space="preserve">Price implies</w:t>
+            </w:r>
+          </w:p>
+        </w:tc>
+        <w:tc>
+          <w:tcPr>
+            <w:tcW w:type="dxa" w:w="5800"/>
+          </w:tcPr>
+          <w:p>
+            <w:r>
+              <w:t xml:space="preserve">~15x TTM on an almost-debt-free 24% ROCE compounder implies the market is pricing only ~8-10% EPS CAGR (the historical single-digit topline), well below the export-ramp trajectory</w:t>
+            </w:r>
+          </w:p>
+        </w:tc>
+      </w:tr>
+      <w:tr>
+        <w:tc>
+          <w:tcPr>
+            <w:tcW w:type="dxa" w:w="3200"/>
+            <w:shd w:fill="F2F2F2" w:val="clear"/>
+          </w:tcPr>
+          <w:p>
+            <w:r>
+              <w:rPr>
+                <w:b/>
+                <w:bCs/>
+              </w:rPr>
+              <w:t xml:space="preserve">Our FY27</w:t>
+            </w:r>
+          </w:p>
+        </w:tc>
+        <w:tc>
+          <w:tcPr>
+            <w:tcW w:type="dxa" w:w="5800"/>
+          </w:tcPr>
+          <w:p>
+            <w:r>
+              <w:t xml:space="preserve">revenue mid-teens as the global-OEM export ramp (BMW, Mercedes, Kia-adjacent) scales and Mexico/Lithuania contribute; PAT +20-28%</w:t>
+            </w:r>
+          </w:p>
+        </w:tc>
+      </w:tr>
+      <w:tr>
+        <w:tc>
+          <w:tcPr>
+            <w:tcW w:type="dxa" w:w="3200"/>
+            <w:shd w:fill="F2F2F2" w:val="clear"/>
+          </w:tcPr>
+          <w:p>
+            <w:r>
+              <w:rPr>
+                <w:b/>
+                <w:bCs/>
+              </w:rPr>
+              <w:t xml:space="preserve">Our FY28</w:t>
+            </w:r>
+          </w:p>
+        </w:tc>
+        <w:tc>
+          <w:tcPr>
+            <w:tcW w:type="dxa" w:w="5800"/>
+          </w:tcPr>
+          <w:p>
+            <w:r>
+              <w:t xml:space="preserve">second export leg plus PU mix; ROCE holding mid-20s</w:t>
+            </w:r>
+          </w:p>
+        </w:tc>
+      </w:tr>
+      <w:tr>
+        <w:tc>
+          <w:tcPr>
+            <w:tcW w:type="dxa" w:w="3200"/>
+            <w:shd w:fill="F2F2F2" w:val="clear"/>
+          </w:tcPr>
+          <w:p>
+            <w:r>
+              <w:rPr>
+                <w:b/>
+                <w:bCs/>
+              </w:rPr>
+              <w:t xml:space="preserve">Gap direction</w:t>
+            </w:r>
+          </w:p>
+        </w:tc>
+        <w:tc>
+          <w:tcPr>
+            <w:tcW w:type="dxa" w:w="5800"/>
+          </w:tcPr>
+          <w:p>
+            <w:r>
+              <w:t xml:space="preserve">underestimated</w:t>
+            </w:r>
+          </w:p>
+        </w:tc>
+      </w:tr>
+      <w:tr>
+        <w:tc>
+          <w:tcPr>
+            <w:tcW w:type="dxa" w:w="3200"/>
+            <w:shd w:fill="F2F2F2" w:val="clear"/>
+          </w:tcPr>
+          <w:p>
+            <w:r>
+              <w:rPr>
+                <w:b/>
+                <w:bCs/>
+              </w:rPr>
+              <w:t xml:space="preserve">Gap type</w:t>
+            </w:r>
+          </w:p>
+        </w:tc>
+        <w:tc>
+          <w:tcPr>
+            <w:tcW w:type="dxa" w:w="5800"/>
+          </w:tcPr>
+          <w:p>
+            <w:r>
+              <w:t xml:space="preserve">volume</w:t>
+            </w:r>
+          </w:p>
+        </w:tc>
+      </w:tr>
+      <w:tr>
+        <w:tc>
+          <w:tcPr>
+            <w:tcW w:type="dxa" w:w="3200"/>
+            <w:shd w:fill="F2F2F2" w:val="clear"/>
+          </w:tcPr>
+          <w:p>
+            <w:r>
+              <w:rPr>
+                <w:b/>
+                <w:bCs/>
+              </w:rPr>
+              <w:t xml:space="preserve">Gap magnitude</w:t>
+            </w:r>
+          </w:p>
+        </w:tc>
+        <w:tc>
+          <w:tcPr>
+            <w:tcW w:type="dxa" w:w="5800"/>
+          </w:tcPr>
+          <w:p>
+            <w:r>
+              <w:t xml:space="preserve">not estimable</w:t>
+            </w:r>
+          </w:p>
+        </w:tc>
+      </w:tr>
+      <w:tr>
+        <w:tc>
+          <w:tcPr>
+            <w:tcW w:type="dxa" w:w="3200"/>
+            <w:shd w:fill="F2F2F2" w:val="clear"/>
+          </w:tcPr>
+          <w:p>
+            <w:r>
+              <w:rPr>
+                <w:b/>
+                <w:bCs/>
+              </w:rPr>
+              <w:t xml:space="preserve">Gap basis</w:t>
+            </w:r>
+          </w:p>
+        </w:tc>
+        <w:tc>
+          <w:tcPr>
+            <w:tcW w:type="dxa" w:w="5800"/>
+          </w:tcPr>
+          <w:p>
+            <w:r>
+              <w:t xml:space="preserve">28% FY26 PAT growth and a genuine global-OEM export ramp are not in a 15x multiple built on the old single-digit domestic growth; the Rs 3,196 Cr size still argues against a 10x framing</w:t>
+            </w:r>
+          </w:p>
+        </w:tc>
+      </w:tr>
+      <w:tr>
+        <w:tc>
+          <w:tcPr>
+            <w:tcW w:type="dxa" w:w="3200"/>
+            <w:shd w:fill="F2F2F2" w:val="clear"/>
+          </w:tcPr>
+          <w:p>
+            <w:r>
+              <w:rPr>
+                <w:b/>
+                <w:bCs/>
+              </w:rPr>
+              <w:t xml:space="preserve">Evidence quality</w:t>
+            </w:r>
+          </w:p>
+        </w:tc>
+        <w:tc>
+          <w:tcPr>
+            <w:tcW w:type="dxa" w:w="5800"/>
+          </w:tcPr>
+          <w:p>
+            <w:r>
+              <w:t xml:space="preserve">moderate</w:t>
             </w:r>
           </w:p>
         </w:tc>
@@ -476,11 +638,443 @@
       </w:pPr>
       <w:r>
         <w:rPr>
+          <w:i/>
+          <w:iCs/>
+          <w:color w:val="666666"/>
+          <w:sz w:val="16"/>
+          <w:szCs w:val="16"/>
+        </w:rPr>
+        <w:t xml:space="preserve">no broker consensus; implied path is a reverse-P/E estimate + screener.in forward figures + VP thread view</w:t>
+      </w:r>
+    </w:p>
+    <w:p>
+      <w:pPr>
+        <w:pStyle w:val="Heading1"/>
+        <w:spacing w:after="120" w:before="280"/>
+      </w:pPr>
+      <w:r>
+        <w:t xml:space="preserve">Ishmohit-Lens Checks (value chain · earnings quality · growth trajectory · management · quality metrics · track record · global-signal check)</w:t>
+      </w:r>
+    </w:p>
+    <w:p>
+      <w:pPr>
+        <w:spacing w:after="120"/>
+      </w:pPr>
+      <w:r>
+        <w:rPr>
+          <w:i/>
+          <w:iCs/>
           <w:color w:val="666666"/>
           <w:sz w:val="18"/>
           <w:szCs w:val="18"/>
         </w:rPr>
+        <w:t xml:space="preserve">Extra checks drawn from @ishmohit1 / SOIC methodology (playbook/ishmohit-soic-style.md): where the company sits in its value chain and what the supply side is doing, whether a margin/PAT inflection is structural or a cyclical peak, the rate-of-change of growth vs. what the multiple demands, and management quality as a positive attribute.</w:t>
+      </w:r>
+    </w:p>
+    <w:p>
+      <w:pPr>
+        <w:spacing w:after="120"/>
+      </w:pPr>
+      <w:r>
+        <w:rPr>
+          <w:b/>
+          <w:bCs/>
+          <w:sz w:val="20"/>
+          <w:szCs w:val="20"/>
+        </w:rPr>
+        <w:t xml:space="preserve">Value chain &amp; supply side:</w:t>
+      </w:r>
+    </w:p>
+    <w:tbl>
+      <w:tblPr>
+        <w:tblW w:type="dxa" w:w="9000"/>
+        <w:tblBorders>
+          <w:top w:val="single" w:color="auto" w:sz="4"/>
+          <w:left w:val="single" w:color="auto" w:sz="4"/>
+          <w:bottom w:val="single" w:color="auto" w:sz="4"/>
+          <w:right w:val="single" w:color="auto" w:sz="4"/>
+          <w:insideH w:val="single" w:color="auto" w:sz="4"/>
+          <w:insideV w:val="single" w:color="auto" w:sz="4"/>
+        </w:tblBorders>
+      </w:tblPr>
+      <w:tblGrid>
+        <w:gridCol w:w="3200"/>
+        <w:gridCol w:w="5800"/>
+      </w:tblGrid>
+      <w:tr>
+        <w:tc>
+          <w:tcPr>
+            <w:tcW w:type="dxa" w:w="3200"/>
+            <w:shd w:fill="F2F2F2" w:val="clear"/>
+          </w:tcPr>
+          <w:p>
+            <w:r>
+              <w:rPr>
+                <w:b/>
+                <w:bCs/>
+              </w:rPr>
+              <w:t xml:space="preserve">Theme</w:t>
+            </w:r>
+          </w:p>
+        </w:tc>
+        <w:tc>
+          <w:tcPr>
+            <w:tcW w:type="dxa" w:w="5800"/>
+          </w:tcPr>
+          <w:p>
+            <w:r>
+              <w:t xml:space="preserve">Auto ancillaries (lesser-discussed, gaining strength)</w:t>
+            </w:r>
+          </w:p>
+        </w:tc>
+      </w:tr>
+      <w:tr>
+        <w:tc>
+          <w:tcPr>
+            <w:tcW w:type="dxa" w:w="3200"/>
+            <w:shd w:fill="F2F2F2" w:val="clear"/>
+          </w:tcPr>
+          <w:p>
+            <w:r>
+              <w:rPr>
+                <w:b/>
+                <w:bCs/>
+              </w:rPr>
+              <w:t xml:space="preserve">This company's position</w:t>
+            </w:r>
+          </w:p>
+        </w:tc>
+        <w:tc>
+          <w:tcPr>
+            <w:tcW w:type="dxa" w:w="5800"/>
+          </w:tcPr>
+          <w:p>
+            <w:r>
+              <w:t xml:space="preserve">Tier-1/near-Tier-1 synthetic-leather (PU/PVC) supplier for automotive interiors, exporting to global OEMs (BMW, Mercedes) with new Mexico capacity aimed at US-based OEM demand</w:t>
+            </w:r>
+          </w:p>
+        </w:tc>
+      </w:tr>
+      <w:tr>
+        <w:tc>
+          <w:tcPr>
+            <w:tcW w:type="dxa" w:w="3200"/>
+            <w:shd w:fill="F2F2F2" w:val="clear"/>
+          </w:tcPr>
+          <w:p>
+            <w:r>
+              <w:rPr>
+                <w:b/>
+                <w:bCs/>
+              </w:rPr>
+              <w:t xml:space="preserve">Bottleneck node (pricing power)</w:t>
+            </w:r>
+          </w:p>
+        </w:tc>
+        <w:tc>
+          <w:tcPr>
+            <w:tcW w:type="dxa" w:w="5800"/>
+          </w:tcPr>
+          <w:p>
+            <w:r>
+              <w:t xml:space="preserve">Company's own PU-plant capacity utilisation (persistently ~20-25%), not external demand</w:t>
+            </w:r>
+          </w:p>
+        </w:tc>
+      </w:tr>
+      <w:tr>
+        <w:tc>
+          <w:tcPr>
+            <w:tcW w:type="dxa" w:w="3200"/>
+            <w:shd w:fill="F2F2F2" w:val="clear"/>
+          </w:tcPr>
+          <w:p>
+            <w:r>
+              <w:rPr>
+                <w:b/>
+                <w:bCs/>
+              </w:rPr>
+              <w:t xml:space="preserve">Supply-side status</w:t>
+            </w:r>
+          </w:p>
+        </w:tc>
+        <w:tc>
+          <w:tcPr>
+            <w:tcW w:type="dxa" w:w="5800"/>
+          </w:tcPr>
+          <w:p>
+            <w:r>
+              <w:t xml:space="preserve">adding</w:t>
+            </w:r>
+          </w:p>
+        </w:tc>
+      </w:tr>
+      <w:tr>
+        <w:tc>
+          <w:tcPr>
+            <w:tcW w:type="dxa" w:w="3200"/>
+            <w:shd w:fill="F2F2F2" w:val="clear"/>
+          </w:tcPr>
+          <w:p>
+            <w:r>
+              <w:rPr>
+                <w:b/>
+                <w:bCs/>
+              </w:rPr>
+              <w:t xml:space="preserve">Adjacent-node peers</w:t>
+            </w:r>
+          </w:p>
+        </w:tc>
+        <w:tc>
+          <w:tcPr>
+            <w:tcW w:type="dxa" w:w="5800"/>
+          </w:tcPr>
+          <w:p>
+            <w:r>
+              <w:t xml:space="preserve">Jasch Industries, Relaxo Footwear (non-leather substitution angle), Balkrishna Industries (tyres, unrelated but same forum-adjacent auto-ancillary discussion)</w:t>
+            </w:r>
+          </w:p>
+        </w:tc>
+      </w:tr>
+    </w:tbl>
+    <w:p>
+      <w:pPr>
+        <w:spacing w:after="120"/>
+      </w:pPr>
+      <w:r>
+        <w:rPr>
+          <w:color w:val="666666"/>
+          <w:sz w:val="18"/>
+          <w:szCs w:val="18"/>
+        </w:rPr>
         <w:t xml:space="preserve">Established market leader with genuine global-OEM traction; the real re-rating lever (PU utilisation) has been stuck for years, which is exactly why the four-box tailwind/tam boxes stay at 'weak' despite the moat being real.</w:t>
+      </w:r>
+    </w:p>
+    <w:p>
+      <w:pPr>
+        <w:spacing w:after="120"/>
+      </w:pPr>
+      <w:r>
+        <w:rPr>
+          <w:b/>
+          <w:bCs/>
+          <w:sz w:val="20"/>
+          <w:szCs w:val="20"/>
+        </w:rPr>
+        <w:t xml:space="preserve">Quality metrics (ROCE · debt · FCF · margin · capex):</w:t>
+      </w:r>
+    </w:p>
+    <w:tbl>
+      <w:tblPr>
+        <w:tblW w:type="dxa" w:w="9000"/>
+        <w:tblBorders>
+          <w:top w:val="single" w:color="auto" w:sz="4"/>
+          <w:left w:val="single" w:color="auto" w:sz="4"/>
+          <w:bottom w:val="single" w:color="auto" w:sz="4"/>
+          <w:right w:val="single" w:color="auto" w:sz="4"/>
+          <w:insideH w:val="single" w:color="auto" w:sz="4"/>
+          <w:insideV w:val="single" w:color="auto" w:sz="4"/>
+        </w:tblBorders>
+      </w:tblPr>
+      <w:tblGrid>
+        <w:gridCol w:w="3200"/>
+        <w:gridCol w:w="5800"/>
+      </w:tblGrid>
+      <w:tr>
+        <w:tc>
+          <w:tcPr>
+            <w:tcW w:type="dxa" w:w="3200"/>
+            <w:shd w:fill="F2F2F2" w:val="clear"/>
+          </w:tcPr>
+          <w:p>
+            <w:r>
+              <w:rPr>
+                <w:b/>
+                <w:bCs/>
+              </w:rPr>
+              <w:t xml:space="preserve">Assessment</w:t>
+            </w:r>
+          </w:p>
+        </w:tc>
+        <w:tc>
+          <w:tcPr>
+            <w:tcW w:type="dxa" w:w="5800"/>
+          </w:tcPr>
+          <w:p>
+            <w:r>
+              <w:t xml:space="preserve">positive</w:t>
+            </w:r>
+          </w:p>
+        </w:tc>
+      </w:tr>
+      <w:tr>
+        <w:tc>
+          <w:tcPr>
+            <w:tcW w:type="dxa" w:w="3200"/>
+            <w:shd w:fill="F2F2F2" w:val="clear"/>
+          </w:tcPr>
+          <w:p>
+            <w:r>
+              <w:rPr>
+                <w:b/>
+                <w:bCs/>
+              </w:rPr>
+              <w:t xml:space="preserve">ROCE</w:t>
+            </w:r>
+          </w:p>
+        </w:tc>
+        <w:tc>
+          <w:tcPr>
+            <w:tcW w:type="dxa" w:w="5800"/>
+          </w:tcPr>
+          <w:p>
+            <w:r>
+              <w:t xml:space="preserve">24% (improving)</w:t>
+            </w:r>
+          </w:p>
+        </w:tc>
+      </w:tr>
+      <w:tr>
+        <w:tc>
+          <w:tcPr>
+            <w:tcW w:type="dxa" w:w="3200"/>
+            <w:shd w:fill="F2F2F2" w:val="clear"/>
+          </w:tcPr>
+          <w:p>
+            <w:r>
+              <w:rPr>
+                <w:b/>
+                <w:bCs/>
+              </w:rPr>
+              <w:t xml:space="preserve">Leverage</w:t>
+            </w:r>
+          </w:p>
+        </w:tc>
+        <w:tc>
+          <w:tcPr>
+            <w:tcW w:type="dxa" w:w="5800"/>
+          </w:tcPr>
+          <w:p>
+            <w:r>
+              <w:t xml:space="preserve">Net debt/EBITDA -0.3x</w:t>
+            </w:r>
+          </w:p>
+        </w:tc>
+      </w:tr>
+      <w:tr>
+        <w:tc>
+          <w:tcPr>
+            <w:tcW w:type="dxa" w:w="3200"/>
+            <w:shd w:fill="F2F2F2" w:val="clear"/>
+          </w:tcPr>
+          <w:p>
+            <w:r>
+              <w:rPr>
+                <w:b/>
+                <w:bCs/>
+              </w:rPr>
+              <w:t xml:space="preserve">FCF conversion</w:t>
+            </w:r>
+          </w:p>
+        </w:tc>
+        <w:tc>
+          <w:tcPr>
+            <w:tcW w:type="dxa" w:w="5800"/>
+          </w:tcPr>
+          <w:p>
+            <w:r>
+              <w:t xml:space="preserve">24%</w:t>
+            </w:r>
+          </w:p>
+        </w:tc>
+      </w:tr>
+      <w:tr>
+        <w:tc>
+          <w:tcPr>
+            <w:tcW w:type="dxa" w:w="3200"/>
+            <w:shd w:fill="F2F2F2" w:val="clear"/>
+          </w:tcPr>
+          <w:p>
+            <w:r>
+              <w:rPr>
+                <w:b/>
+                <w:bCs/>
+              </w:rPr>
+              <w:t xml:space="preserve">Margin trend</w:t>
+            </w:r>
+          </w:p>
+        </w:tc>
+        <w:tc>
+          <w:tcPr>
+            <w:tcW w:type="dxa" w:w="5800"/>
+          </w:tcPr>
+          <w:p>
+            <w:r>
+              <w:t xml:space="preserve">expanding</w:t>
+            </w:r>
+          </w:p>
+        </w:tc>
+      </w:tr>
+      <w:tr>
+        <w:tc>
+          <w:tcPr>
+            <w:tcW w:type="dxa" w:w="3200"/>
+            <w:shd w:fill="F2F2F2" w:val="clear"/>
+          </w:tcPr>
+          <w:p>
+            <w:r>
+              <w:rPr>
+                <w:b/>
+                <w:bCs/>
+              </w:rPr>
+              <w:t xml:space="preserve">Capex efficiency</w:t>
+            </w:r>
+          </w:p>
+        </w:tc>
+        <w:tc>
+          <w:tcPr>
+            <w:tcW w:type="dxa" w:w="5800"/>
+          </w:tcPr>
+          <w:p>
+            <w:r>
+              <w:t xml:space="preserve">productive</w:t>
+            </w:r>
+          </w:p>
+        </w:tc>
+      </w:tr>
+    </w:tbl>
+    <w:p>
+      <w:pPr>
+        <w:spacing w:after="60" w:before="120"/>
+      </w:pPr>
+      <w:r>
+        <w:rPr>
+          <w:b/>
+          <w:bCs/>
+          <w:sz w:val="20"/>
+          <w:szCs w:val="20"/>
+        </w:rPr>
+        <w:t xml:space="preserve">Track record (Coffee Can persistence check): </w:t>
+      </w:r>
+      <w:r>
+        <w:rPr>
+          <w:sz w:val="20"/>
+          <w:szCs w:val="20"/>
+        </w:rPr>
+        <w:t xml:space="preserve">cleared revenue growth ≥10% AND ROCE ≥15% in 2 of the last 4 years (consistency_score 50)</w:t>
+      </w:r>
+    </w:p>
+    <w:p>
+      <w:pPr>
+        <w:spacing w:after="120"/>
+      </w:pPr>
+      <w:r>
+        <w:rPr>
+          <w:color w:val="666666"/>
+          <w:sz w:val="18"/>
+          <w:szCs w:val="18"/>
+        </w:rPr>
+        <w:t xml:space="preserve">Of FY22-FY25 (both metrics verifiable), FY22 (+27.9%/17%) and FY23 (+18.3%/19%) cleared both; FY24 (+3.5%) and FY25 (+9.6%) missed on revenue growth despite ROCE of 22-24%. The export ramp is lifting TTM growth to ~16% but not yet across a full fiscal year.</w:t>
       </w:r>
     </w:p>
     <w:p>

--- a/projects/valuepickr-open-screen/docs/Mayur Uniquoters.docx
+++ b/projects/valuepickr-open-screen/docs/Mayur Uniquoters.docx
@@ -286,7 +286,7 @@
         <w:spacing w:after="120" w:before="280"/>
       </w:pPr>
       <w:r>
-        <w:t xml:space="preserve">Guidance &amp; Expectation Gap</w:t>
+        <w:t xml:space="preserve">Deep-Dive: Primary Documents (Annual Reports, Quarterly Results, Exchange Filings)</w:t>
       </w:r>
     </w:p>
     <w:p>
@@ -301,7 +301,1060 @@
           <w:sz w:val="18"/>
           <w:szCs w:val="18"/>
         </w:rPr>
+        <w:t xml:space="preserve">Pass 1 — 2026-09-12. Built from the company's own filings (3 years of annual reports, ~4 quarters of results/concalls, and 6 months of BSE/NSE announcements), read via the web — a deeper layer than the forum-sentiment read below.</w:t>
+      </w:r>
+    </w:p>
+    <w:p>
+      <w:pPr>
+        <w:spacing w:after="120"/>
+      </w:pPr>
+      <w:r>
+        <w:rPr>
+          <w:b/>
+          <w:bCs/>
+          <w:sz w:val="20"/>
+          <w:szCs w:val="20"/>
+        </w:rPr>
+        <w:t xml:space="preserve">Sources reviewed this pass:</w:t>
+      </w:r>
+    </w:p>
+    <w:p>
+      <w:pPr>
+        <w:pStyle w:val="ListParagraph"/>
+        <w:numPr>
+          <w:ilvl w:val="0"/>
+          <w:numId w:val="1"/>
+        </w:numPr>
+        <w:spacing w:after="60"/>
+      </w:pPr>
+      <w:r>
+        <w:t xml:space="preserve">FY26 AR/concall — Mexico capex status, PU utilization</w:t>
+      </w:r>
+    </w:p>
+    <w:p>
+      <w:pPr>
+        <w:pStyle w:val="ListParagraph"/>
+        <w:numPr>
+          <w:ilvl w:val="0"/>
+          <w:numId w:val="1"/>
+        </w:numPr>
+        <w:spacing w:after="60"/>
+      </w:pPr>
+      <w:r>
+        <w:t xml:space="preserve">Q1 FY27 results + concall (Aug 2026)</w:t>
+      </w:r>
+    </w:p>
+    <w:p>
+      <w:pPr>
+        <w:pStyle w:val="ListParagraph"/>
+        <w:numPr>
+          <w:ilvl w:val="0"/>
+          <w:numId w:val="1"/>
+        </w:numPr>
+        <w:spacing w:after="60"/>
+      </w:pPr>
+      <w:r>
+        <w:t xml:space="preserve">BSE filings — FY26 board meeting, dividend, promoter purchases (Mar 2026)</w:t>
+      </w:r>
+    </w:p>
+    <w:p>
+      <w:pPr>
+        <w:spacing w:after="120"/>
+      </w:pPr>
+      <w:r>
+        <w:rPr>
+          <w:b/>
+          <w:bCs/>
+          <w:sz w:val="20"/>
+          <w:szCs w:val="20"/>
+        </w:rPr>
+        <w:t xml:space="preserve">Annual-report findings (3-year view):</w:t>
+      </w:r>
+    </w:p>
+    <w:p>
+      <w:pPr>
+        <w:pStyle w:val="ListParagraph"/>
+        <w:numPr>
+          <w:ilvl w:val="0"/>
+          <w:numId w:val="1"/>
+        </w:numPr>
+        <w:spacing w:after="60"/>
+      </w:pPr>
+      <w:r>
+        <w:t xml:space="preserve">Mexico capex (~Rs 200 Cr, land identified, planning complete) is ON HOLD — a 25% US tariff imposition paused the go-ahead; management says it's 'intact' but no restart date given</w:t>
+      </w:r>
+    </w:p>
+    <w:p>
+      <w:pPr>
+        <w:pStyle w:val="ListParagraph"/>
+        <w:numPr>
+          <w:ilvl w:val="0"/>
+          <w:numId w:val="1"/>
+        </w:numPr>
+        <w:spacing w:after="60"/>
+      </w:pPr>
+      <w:r>
+        <w:t xml:space="preserve">Lithuania: UAB Futura Textiles Europe (wholly-owned sub) formally established in FY26 to service the European market — this leg is live, unlike Mexico</w:t>
+      </w:r>
+    </w:p>
+    <w:p>
+      <w:pPr>
+        <w:pStyle w:val="ListParagraph"/>
+        <w:numPr>
+          <w:ilvl w:val="0"/>
+          <w:numId w:val="1"/>
+        </w:numPr>
+        <w:spacing w:after="60"/>
+      </w:pPr>
+      <w:r>
+        <w:t xml:space="preserve">PU-plant capacity utilization remains stuck at ~23-25%, unchanged for multiple years — the single biggest unexercised growth lever</w:t>
+      </w:r>
+    </w:p>
+    <w:p>
+      <w:pPr>
+        <w:pStyle w:val="ListParagraph"/>
+        <w:numPr>
+          <w:ilvl w:val="0"/>
+          <w:numId w:val="1"/>
+        </w:numPr>
+        <w:spacing w:after="60"/>
+      </w:pPr>
+      <w:r>
+        <w:t xml:space="preserve">Promoter (Kiran Poddar) continued small open-market purchases through FY26 (e.g. 14,004 + 2,000 shares in Mar 2026) — genuine but modest in scale</w:t>
+      </w:r>
+    </w:p>
+    <w:p>
+      <w:pPr>
+        <w:pStyle w:val="ListParagraph"/>
+        <w:numPr>
+          <w:ilvl w:val="0"/>
+          <w:numId w:val="1"/>
+        </w:numPr>
+        <w:spacing w:after="60"/>
+      </w:pPr>
+      <w:r>
+        <w:t xml:space="preserve">Promoter stake ~58.77% as of Mar 2026, consistent with historical levels</w:t>
+      </w:r>
+    </w:p>
+    <w:p>
+      <w:pPr>
+        <w:spacing w:after="120"/>
+      </w:pPr>
+      <w:r>
+        <w:rPr>
+          <w:b/>
+          <w:bCs/>
+          <w:sz w:val="20"/>
+          <w:szCs w:val="20"/>
+        </w:rPr>
+        <w:t xml:space="preserve">Quarterly trend (last ~4 quarters + concall commentary):</w:t>
+      </w:r>
+    </w:p>
+    <w:p>
+      <w:pPr>
+        <w:pStyle w:val="ListParagraph"/>
+        <w:numPr>
+          <w:ilvl w:val="0"/>
+          <w:numId w:val="1"/>
+        </w:numPr>
+        <w:spacing w:after="60"/>
+      </w:pPr>
+      <w:r>
+        <w:t xml:space="preserve">Q1 FY27 (Aug 2026 concall): standalone PAT +43% YoY to Rs 58.95 Cr; standalone EBITDA margin improved to 25.4% from 21% YoY; consolidated EBITDA margin 30.4%</w:t>
+      </w:r>
+    </w:p>
+    <w:p>
+      <w:pPr>
+        <w:pStyle w:val="ListParagraph"/>
+        <w:numPr>
+          <w:ilvl w:val="0"/>
+          <w:numId w:val="1"/>
+        </w:numPr>
+        <w:spacing w:after="60"/>
+      </w:pPr>
+      <w:r>
+        <w:t xml:space="preserve">Management reiterated long-term EBITDA margin guidance of 25% +/- 1-2%, flagging quarter-to-quarter volatility from raw-material/freight costs</w:t>
+      </w:r>
+    </w:p>
+    <w:p>
+      <w:pPr>
+        <w:pStyle w:val="ListParagraph"/>
+        <w:numPr>
+          <w:ilvl w:val="0"/>
+          <w:numId w:val="1"/>
+        </w:numPr>
+        <w:spacing w:after="60"/>
+      </w:pPr>
+      <w:r>
+        <w:t xml:space="preserve">Management guided 10-15% annualised revenue growth over the next 3 years via global auto-OEM export orders — modest, consistent with the existing bear case, not an acceleration</w:t>
+      </w:r>
+    </w:p>
+    <w:p>
+      <w:pPr>
+        <w:pStyle w:val="ListParagraph"/>
+        <w:numPr>
+          <w:ilvl w:val="0"/>
+          <w:numId w:val="1"/>
+        </w:numPr>
+        <w:spacing w:after="60"/>
+      </w:pPr>
+      <w:r>
+        <w:t xml:space="preserve">FY26 full year: revenue +9.9%, PAT +28.4%; Q1 FY27 PAT +43% suggests the margin-led PAT outperformance is continuing into FY27</w:t>
+      </w:r>
+    </w:p>
+    <w:p>
+      <w:pPr>
+        <w:spacing w:after="120"/>
+      </w:pPr>
+      <w:r>
+        <w:rPr>
+          <w:b/>
+          <w:bCs/>
+          <w:sz w:val="20"/>
+          <w:szCs w:val="20"/>
+        </w:rPr>
+        <w:t xml:space="preserve">Exchange announcements (last 6 months):</w:t>
+      </w:r>
+    </w:p>
+    <w:p>
+      <w:pPr>
+        <w:pStyle w:val="ListParagraph"/>
+        <w:numPr>
+          <w:ilvl w:val="0"/>
+          <w:numId w:val="1"/>
+        </w:numPr>
+        <w:spacing w:after="60"/>
+      </w:pPr>
+      <w:r>
+        <w:t xml:space="preserve">2026-05-19/20: FY26 results + Rs 6/share (120%) final dividend approved; investor call held</w:t>
+      </w:r>
+    </w:p>
+    <w:p>
+      <w:pPr>
+        <w:pStyle w:val="ListParagraph"/>
+        <w:numPr>
+          <w:ilvl w:val="0"/>
+          <w:numId w:val="1"/>
+        </w:numPr>
+        <w:spacing w:after="60"/>
+      </w:pPr>
+      <w:r>
+        <w:t xml:space="preserve">2026-08-06: Q1 FY27 results + concall held</w:t>
+      </w:r>
+    </w:p>
+    <w:p>
+      <w:pPr>
+        <w:pStyle w:val="ListParagraph"/>
+        <w:numPr>
+          <w:ilvl w:val="0"/>
+          <w:numId w:val="1"/>
+        </w:numPr>
+        <w:spacing w:after="60"/>
+      </w:pPr>
+      <w:r>
+        <w:t xml:space="preserve">No BSE filing found confirming a Mexico capex restart or reversal — status remains paused</w:t>
+      </w:r>
+    </w:p>
+    <w:p>
+      <w:pPr>
+        <w:spacing w:after="120"/>
+      </w:pPr>
+      <w:r>
+        <w:rPr>
+          <w:b/>
+          <w:bCs/>
+          <w:sz w:val="20"/>
+          <w:szCs w:val="20"/>
+        </w:rPr>
+        <w:t xml:space="preserve">Key new facts vs. the prior write-up:</w:t>
+      </w:r>
+    </w:p>
+    <w:p>
+      <w:pPr>
+        <w:pStyle w:val="ListParagraph"/>
+        <w:numPr>
+          <w:ilvl w:val="0"/>
+          <w:numId w:val="1"/>
+        </w:numPr>
+        <w:spacing w:after="60"/>
+      </w:pPr>
+      <w:r>
+        <w:t xml:space="preserve">Mexico capex is explicitly ON HOLD due to a 25% US tariff, not just 'contingent on election clarity' as previously framed — pushes out the US-OEM export leg by at least several quarters</w:t>
+      </w:r>
+    </w:p>
+    <w:p>
+      <w:pPr>
+        <w:pStyle w:val="ListParagraph"/>
+        <w:numPr>
+          <w:ilvl w:val="0"/>
+          <w:numId w:val="1"/>
+        </w:numPr>
+        <w:spacing w:after="60"/>
+      </w:pPr>
+      <w:r>
+        <w:t xml:space="preserve">Management's own guidance (10-15% revenue growth, 25%+/-2% EBITDA margin) confirms the 'quality compounder, not a re-rating candidate' framing</w:t>
+      </w:r>
+    </w:p>
+    <w:p>
+      <w:pPr>
+        <w:pStyle w:val="ListParagraph"/>
+        <w:numPr>
+          <w:ilvl w:val="0"/>
+          <w:numId w:val="1"/>
+        </w:numPr>
+        <w:spacing w:after="60"/>
+      </w:pPr>
+      <w:r>
+        <w:t xml:space="preserve">PU utilization still unmoved at 23-25% — the named re-rating catalyst has not fired</w:t>
+      </w:r>
+    </w:p>
+    <w:p>
+      <w:pPr>
+        <w:spacing w:after="120"/>
+      </w:pPr>
+      <w:r>
+        <w:rPr>
+          <w:b/>
+          <w:bCs/>
+          <w:sz w:val="20"/>
+          <w:szCs w:val="20"/>
+        </w:rPr>
+        <w:t xml:space="preserve">Open questions / what to watch:</w:t>
+      </w:r>
+    </w:p>
+    <w:p>
+      <w:pPr>
+        <w:pStyle w:val="ListParagraph"/>
+        <w:numPr>
+          <w:ilvl w:val="0"/>
+          <w:numId w:val="1"/>
+        </w:numPr>
+        <w:spacing w:after="60"/>
+      </w:pPr>
+      <w:r>
+        <w:t xml:space="preserve">No visibility on when/if Mexico tariff clarity arrives or capex restarts</w:t>
+      </w:r>
+    </w:p>
+    <w:p>
+      <w:pPr>
+        <w:pStyle w:val="ListParagraph"/>
+        <w:numPr>
+          <w:ilvl w:val="0"/>
+          <w:numId w:val="1"/>
+        </w:numPr>
+        <w:spacing w:after="60"/>
+      </w:pPr>
+      <w:r>
+        <w:t xml:space="preserve">Lithuania subsidiary's revenue/margin contribution not yet quantified in any filing found</w:t>
+      </w:r>
+    </w:p>
+    <w:p>
+      <w:pPr>
+        <w:spacing w:after="120" w:before="120"/>
+      </w:pPr>
+      <w:r>
+        <w:rPr>
+          <w:b/>
+          <w:bCs/>
+          <w:sz w:val="20"/>
+          <w:szCs w:val="20"/>
+        </w:rPr>
+        <w:t xml:space="preserve">Conviction impact: </w:t>
+      </w:r>
+      <w:r>
+        <w:rPr>
+          <w:sz w:val="20"/>
+          <w:szCs w:val="20"/>
+        </w:rPr>
+        <w:t xml:space="preserve">Medium -&gt; Medium. Q1 FY27 margin execution (25.4% standalone, up from 21%) is genuinely strong and PAT growth continues to outpace revenue, but the Mexico capex pause on tariffs removes near-term visibility on the lever that could accelerate the export-ramp thesis, and PU utilization remains stuck. Net: the quality-compounder case holds; nothing moves conviction materially.</w:t>
+      </w:r>
+    </w:p>
+    <w:p>
+      <w:pPr>
+        <w:pStyle w:val="Heading1"/>
+        <w:spacing w:after="120" w:before="280"/>
+      </w:pPr>
+      <w:r>
+        <w:t xml:space="preserve">Guidance &amp; Expectation Gap</w:t>
+      </w:r>
+    </w:p>
+    <w:p>
+      <w:pPr>
+        <w:spacing w:after="120"/>
+      </w:pPr>
+      <w:r>
+        <w:rPr>
+          <w:i/>
+          <w:iCs/>
+          <w:color w:val="666666"/>
+          <w:sz w:val="18"/>
+          <w:szCs w:val="18"/>
+        </w:rPr>
         <w:t xml:space="preserve">Management guidance decoded into commitments, graded on the expectation → action → operational → commercial → financial ladder, then compared to what the current price appears to assume. Method: playbook/guidance-and-expectation-gap.md.</w:t>
+      </w:r>
+    </w:p>
+    <w:p>
+      <w:pPr>
+        <w:spacing w:after="120"/>
+      </w:pPr>
+      <w:r>
+        <w:rPr>
+          <w:b/>
+          <w:bCs/>
+          <w:sz w:val="20"/>
+          <w:szCs w:val="20"/>
+        </w:rPr>
+        <w:t xml:space="preserve">Commitment ladder (most-proven first):</w:t>
+      </w:r>
+    </w:p>
+    <w:tbl>
+      <w:tblPr>
+        <w:tblW w:type="dxa" w:w="9000"/>
+        <w:tblBorders>
+          <w:top w:val="single" w:color="auto" w:sz="4"/>
+          <w:left w:val="single" w:color="auto" w:sz="4"/>
+          <w:bottom w:val="single" w:color="auto" w:sz="4"/>
+          <w:right w:val="single" w:color="auto" w:sz="4"/>
+          <w:insideH w:val="single" w:color="auto" w:sz="4"/>
+          <w:insideV w:val="single" w:color="auto" w:sz="4"/>
+        </w:tblBorders>
+      </w:tblPr>
+      <w:tblGrid>
+        <w:gridCol w:w="1100"/>
+        <w:gridCol w:w="2600"/>
+        <w:gridCol w:w="2400"/>
+        <w:gridCol w:w="900"/>
+        <w:gridCol w:w="1200"/>
+        <w:gridCol w:w="800"/>
+      </w:tblGrid>
+      <w:tr>
+        <w:trPr>
+          <w:tblHeader/>
+        </w:trPr>
+        <w:tc>
+          <w:tcPr>
+            <w:tcW w:type="dxa" w:w="1100"/>
+            <w:shd w:fill="F2F2F2" w:val="clear"/>
+          </w:tcPr>
+          <w:p>
+            <w:r>
+              <w:rPr>
+                <w:b/>
+                <w:bCs/>
+                <w:sz w:val="18"/>
+                <w:szCs w:val="18"/>
+              </w:rPr>
+              <w:t xml:space="preserve">Area</w:t>
+            </w:r>
+          </w:p>
+        </w:tc>
+        <w:tc>
+          <w:tcPr>
+            <w:tcW w:type="dxa" w:w="2600"/>
+            <w:shd w:fill="F2F2F2" w:val="clear"/>
+          </w:tcPr>
+          <w:p>
+            <w:r>
+              <w:rPr>
+                <w:b/>
+                <w:bCs/>
+                <w:sz w:val="18"/>
+                <w:szCs w:val="18"/>
+              </w:rPr>
+              <w:t xml:space="preserve">Commitment</w:t>
+            </w:r>
+          </w:p>
+        </w:tc>
+        <w:tc>
+          <w:tcPr>
+            <w:tcW w:type="dxa" w:w="2400"/>
+            <w:shd w:fill="F2F2F2" w:val="clear"/>
+          </w:tcPr>
+          <w:p>
+            <w:r>
+              <w:rPr>
+                <w:b/>
+                <w:bCs/>
+                <w:sz w:val="18"/>
+                <w:szCs w:val="18"/>
+              </w:rPr>
+              <w:t xml:space="preserve">Specifics</w:t>
+            </w:r>
+          </w:p>
+        </w:tc>
+        <w:tc>
+          <w:tcPr>
+            <w:tcW w:type="dxa" w:w="900"/>
+            <w:shd w:fill="F2F2F2" w:val="clear"/>
+          </w:tcPr>
+          <w:p>
+            <w:r>
+              <w:rPr>
+                <w:b/>
+                <w:bCs/>
+                <w:sz w:val="18"/>
+                <w:szCs w:val="18"/>
+              </w:rPr>
+              <w:t xml:space="preserve">By when</w:t>
+            </w:r>
+          </w:p>
+        </w:tc>
+        <w:tc>
+          <w:tcPr>
+            <w:tcW w:type="dxa" w:w="1200"/>
+            <w:shd w:fill="F2F2F2" w:val="clear"/>
+          </w:tcPr>
+          <w:p>
+            <w:r>
+              <w:rPr>
+                <w:b/>
+                <w:bCs/>
+                <w:sz w:val="18"/>
+                <w:szCs w:val="18"/>
+              </w:rPr>
+              <w:t xml:space="preserve">Stage</w:t>
+            </w:r>
+          </w:p>
+        </w:tc>
+        <w:tc>
+          <w:tcPr>
+            <w:tcW w:type="dxa" w:w="800"/>
+            <w:shd w:fill="F2F2F2" w:val="clear"/>
+          </w:tcPr>
+          <w:p>
+            <w:r>
+              <w:rPr>
+                <w:b/>
+                <w:bCs/>
+                <w:sz w:val="18"/>
+                <w:szCs w:val="18"/>
+              </w:rPr>
+              <w:t xml:space="preserve">Thesis-critical</w:t>
+            </w:r>
+          </w:p>
+        </w:tc>
+      </w:tr>
+      <w:tr>
+        <w:tc>
+          <w:tcPr>
+            <w:tcW w:type="dxa" w:w="1100"/>
+          </w:tcPr>
+          <w:p>
+            <w:r>
+              <w:rPr>
+                <w:b w:val="false"/>
+                <w:bCs w:val="false"/>
+                <w:sz w:val="18"/>
+                <w:szCs w:val="18"/>
+              </w:rPr>
+              <w:t xml:space="preserve">margin</w:t>
+            </w:r>
+          </w:p>
+        </w:tc>
+        <w:tc>
+          <w:tcPr>
+            <w:tcW w:type="dxa" w:w="2600"/>
+          </w:tcPr>
+          <w:p>
+            <w:r>
+              <w:rPr>
+                <w:b w:val="false"/>
+                <w:bCs w:val="false"/>
+                <w:sz w:val="18"/>
+                <w:szCs w:val="18"/>
+              </w:rPr>
+              <w:t xml:space="preserve">Long-term EBITDA margin guidance 25% +/-1-2%</w:t>
+            </w:r>
+          </w:p>
+        </w:tc>
+        <w:tc>
+          <w:tcPr>
+            <w:tcW w:type="dxa" w:w="2400"/>
+          </w:tcPr>
+          <w:p>
+            <w:r>
+              <w:rPr>
+                <w:b w:val="false"/>
+                <w:bCs w:val="false"/>
+                <w:sz w:val="18"/>
+                <w:szCs w:val="18"/>
+              </w:rPr>
+              <w:t xml:space="preserve">Q1FY27 standalone margin 25.4%, consolidated 30.4%</w:t>
+            </w:r>
+          </w:p>
+        </w:tc>
+        <w:tc>
+          <w:tcPr>
+            <w:tcW w:type="dxa" w:w="900"/>
+          </w:tcPr>
+          <w:p>
+            <w:r>
+              <w:rPr>
+                <w:b w:val="false"/>
+                <w:bCs w:val="false"/>
+                <w:sz w:val="18"/>
+                <w:szCs w:val="18"/>
+              </w:rPr>
+              <w:t xml:space="preserve">beyond</w:t>
+            </w:r>
+          </w:p>
+        </w:tc>
+        <w:tc>
+          <w:tcPr>
+            <w:tcW w:type="dxa" w:w="1200"/>
+          </w:tcPr>
+          <w:p>
+            <w:r>
+              <w:rPr>
+                <w:b w:val="false"/>
+                <w:bCs w:val="false"/>
+                <w:sz w:val="18"/>
+                <w:szCs w:val="18"/>
+              </w:rPr>
+              <w:t xml:space="preserve">financial</w:t>
+            </w:r>
+          </w:p>
+        </w:tc>
+        <w:tc>
+          <w:tcPr>
+            <w:tcW w:type="dxa" w:w="800"/>
+          </w:tcPr>
+          <w:p>
+            <w:r>
+              <w:rPr>
+                <w:b w:val="false"/>
+                <w:bCs w:val="false"/>
+                <w:sz w:val="18"/>
+                <w:szCs w:val="18"/>
+              </w:rPr>
+              <w:t xml:space="preserve">yes</w:t>
+            </w:r>
+          </w:p>
+        </w:tc>
+      </w:tr>
+      <w:tr>
+        <w:tc>
+          <w:tcPr>
+            <w:tcW w:type="dxa" w:w="1100"/>
+          </w:tcPr>
+          <w:p>
+            <w:r>
+              <w:rPr>
+                <w:b w:val="false"/>
+                <w:bCs w:val="false"/>
+                <w:sz w:val="18"/>
+                <w:szCs w:val="18"/>
+              </w:rPr>
+              <w:t xml:space="preserve">capex</w:t>
+            </w:r>
+          </w:p>
+        </w:tc>
+        <w:tc>
+          <w:tcPr>
+            <w:tcW w:type="dxa" w:w="2600"/>
+          </w:tcPr>
+          <w:p>
+            <w:r>
+              <w:rPr>
+                <w:b w:val="false"/>
+                <w:bCs w:val="false"/>
+                <w:sz w:val="18"/>
+                <w:szCs w:val="18"/>
+              </w:rPr>
+              <w:t xml:space="preserve">Mexico plant (~Rs 200 Cr, 60 lakh m capacity) for US auto-OEM interiors</w:t>
+            </w:r>
+          </w:p>
+        </w:tc>
+        <w:tc>
+          <w:tcPr>
+            <w:tcW w:type="dxa" w:w="2400"/>
+          </w:tcPr>
+          <w:p>
+            <w:r>
+              <w:rPr>
+                <w:b w:val="false"/>
+                <w:bCs w:val="false"/>
+                <w:sz w:val="18"/>
+                <w:szCs w:val="18"/>
+              </w:rPr>
+              <w:t xml:space="preserve">land identified, planning complete, ~Rs 200 Cr</w:t>
+            </w:r>
+          </w:p>
+        </w:tc>
+        <w:tc>
+          <w:tcPr>
+            <w:tcW w:type="dxa" w:w="900"/>
+          </w:tcPr>
+          <w:p>
+            <w:r>
+              <w:rPr>
+                <w:b w:val="false"/>
+                <w:bCs w:val="false"/>
+                <w:sz w:val="18"/>
+                <w:szCs w:val="18"/>
+              </w:rPr>
+              <w:t xml:space="preserve">beyond</w:t>
+            </w:r>
+          </w:p>
+        </w:tc>
+        <w:tc>
+          <w:tcPr>
+            <w:tcW w:type="dxa" w:w="1200"/>
+          </w:tcPr>
+          <w:p>
+            <w:r>
+              <w:rPr>
+                <w:b w:val="false"/>
+                <w:bCs w:val="false"/>
+                <w:sz w:val="18"/>
+                <w:szCs w:val="18"/>
+              </w:rPr>
+              <w:t xml:space="preserve">action</w:t>
+            </w:r>
+          </w:p>
+        </w:tc>
+        <w:tc>
+          <w:tcPr>
+            <w:tcW w:type="dxa" w:w="800"/>
+          </w:tcPr>
+          <w:p>
+            <w:r>
+              <w:rPr>
+                <w:b w:val="false"/>
+                <w:bCs w:val="false"/>
+                <w:sz w:val="18"/>
+                <w:szCs w:val="18"/>
+              </w:rPr>
+              <w:t xml:space="preserve">yes</w:t>
+            </w:r>
+          </w:p>
+        </w:tc>
+      </w:tr>
+      <w:tr>
+        <w:tc>
+          <w:tcPr>
+            <w:tcW w:type="dxa" w:w="1100"/>
+          </w:tcPr>
+          <w:p>
+            <w:r>
+              <w:rPr>
+                <w:b w:val="false"/>
+                <w:bCs w:val="false"/>
+                <w:sz w:val="18"/>
+                <w:szCs w:val="18"/>
+              </w:rPr>
+              <w:t xml:space="preserve">growth</w:t>
+            </w:r>
+          </w:p>
+        </w:tc>
+        <w:tc>
+          <w:tcPr>
+            <w:tcW w:type="dxa" w:w="2600"/>
+          </w:tcPr>
+          <w:p>
+            <w:r>
+              <w:rPr>
+                <w:b w:val="false"/>
+                <w:bCs w:val="false"/>
+                <w:sz w:val="18"/>
+                <w:szCs w:val="18"/>
+              </w:rPr>
+              <w:t xml:space="preserve">10-15% annualised revenue growth over next 3 years via global auto-OEM export orders</w:t>
+            </w:r>
+          </w:p>
+        </w:tc>
+        <w:tc>
+          <w:tcPr>
+            <w:tcW w:type="dxa" w:w="2400"/>
+          </w:tcPr>
+          <w:p>
+            <w:r>
+              <w:rPr>
+                <w:b w:val="false"/>
+                <w:bCs w:val="false"/>
+                <w:sz w:val="18"/>
+                <w:szCs w:val="18"/>
+              </w:rPr>
+              <w:t xml:space="preserve">10-15% p.a.</w:t>
+            </w:r>
+          </w:p>
+        </w:tc>
+        <w:tc>
+          <w:tcPr>
+            <w:tcW w:type="dxa" w:w="900"/>
+          </w:tcPr>
+          <w:p>
+            <w:r>
+              <w:rPr>
+                <w:b w:val="false"/>
+                <w:bCs w:val="false"/>
+                <w:sz w:val="18"/>
+                <w:szCs w:val="18"/>
+              </w:rPr>
+              <w:t xml:space="preserve">beyond</w:t>
+            </w:r>
+          </w:p>
+        </w:tc>
+        <w:tc>
+          <w:tcPr>
+            <w:tcW w:type="dxa" w:w="1200"/>
+          </w:tcPr>
+          <w:p>
+            <w:r>
+              <w:rPr>
+                <w:b w:val="false"/>
+                <w:bCs w:val="false"/>
+                <w:sz w:val="18"/>
+                <w:szCs w:val="18"/>
+              </w:rPr>
+              <w:t xml:space="preserve">expectation</w:t>
+            </w:r>
+          </w:p>
+        </w:tc>
+        <w:tc>
+          <w:tcPr>
+            <w:tcW w:type="dxa" w:w="800"/>
+          </w:tcPr>
+          <w:p>
+            <w:r>
+              <w:rPr>
+                <w:b w:val="false"/>
+                <w:bCs w:val="false"/>
+                <w:sz w:val="18"/>
+                <w:szCs w:val="18"/>
+              </w:rPr>
+              <w:t xml:space="preserve">yes</w:t>
+            </w:r>
+          </w:p>
+        </w:tc>
+      </w:tr>
+      <w:tr>
+        <w:tc>
+          <w:tcPr>
+            <w:tcW w:type="dxa" w:w="1100"/>
+          </w:tcPr>
+          <w:p>
+            <w:r>
+              <w:rPr>
+                <w:b w:val="false"/>
+                <w:bCs w:val="false"/>
+                <w:sz w:val="18"/>
+                <w:szCs w:val="18"/>
+              </w:rPr>
+              <w:t xml:space="preserve">new_business</w:t>
+            </w:r>
+          </w:p>
+        </w:tc>
+        <w:tc>
+          <w:tcPr>
+            <w:tcW w:type="dxa" w:w="2600"/>
+          </w:tcPr>
+          <w:p>
+            <w:r>
+              <w:rPr>
+                <w:b w:val="false"/>
+                <w:bCs w:val="false"/>
+                <w:sz w:val="18"/>
+                <w:szCs w:val="18"/>
+              </w:rPr>
+              <w:t xml:space="preserve">Lithuania subsidiary (UAB Futura Textiles Europe) for European market access</w:t>
+            </w:r>
+          </w:p>
+        </w:tc>
+        <w:tc>
+          <w:tcPr>
+            <w:tcW w:type="dxa" w:w="2400"/>
+          </w:tcPr>
+          <w:p>
+            <w:r>
+              <w:rPr>
+                <w:b w:val="false"/>
+                <w:bCs w:val="false"/>
+                <w:sz w:val="18"/>
+                <w:szCs w:val="18"/>
+              </w:rPr>
+              <w:t xml:space="preserve">wholly-owned sub established FY26</w:t>
+            </w:r>
+          </w:p>
+        </w:tc>
+        <w:tc>
+          <w:tcPr>
+            <w:tcW w:type="dxa" w:w="900"/>
+          </w:tcPr>
+          <w:p>
+            <w:r>
+              <w:rPr>
+                <w:b w:val="false"/>
+                <w:bCs w:val="false"/>
+                <w:sz w:val="18"/>
+                <w:szCs w:val="18"/>
+              </w:rPr>
+              <w:t xml:space="preserve">12M</w:t>
+            </w:r>
+          </w:p>
+        </w:tc>
+        <w:tc>
+          <w:tcPr>
+            <w:tcW w:type="dxa" w:w="1200"/>
+          </w:tcPr>
+          <w:p>
+            <w:r>
+              <w:rPr>
+                <w:b w:val="false"/>
+                <w:bCs w:val="false"/>
+                <w:sz w:val="18"/>
+                <w:szCs w:val="18"/>
+              </w:rPr>
+              <w:t xml:space="preserve">operational</w:t>
+            </w:r>
+          </w:p>
+        </w:tc>
+        <w:tc>
+          <w:tcPr>
+            <w:tcW w:type="dxa" w:w="800"/>
+          </w:tcPr>
+          <w:p>
+            <w:r>
+              <w:rPr>
+                <w:b w:val="false"/>
+                <w:bCs w:val="false"/>
+                <w:sz w:val="18"/>
+                <w:szCs w:val="18"/>
+              </w:rPr>
+              <w:t xml:space="preserve"/>
+            </w:r>
+          </w:p>
+        </w:tc>
+      </w:tr>
+    </w:tbl>
+    <w:p>
+      <w:pPr>
+        <w:spacing w:after="60" w:before="120"/>
+      </w:pPr>
+      <w:r>
+        <w:rPr>
+          <w:b/>
+          <w:bCs/>
+          <w:sz w:val="20"/>
+          <w:szCs w:val="20"/>
+        </w:rPr>
+        <w:t xml:space="preserve">Earnings chain: </w:t>
+      </w:r>
+      <w:r>
+        <w:rPr>
+          <w:b w:val="false"/>
+          <w:bCs w:val="false"/>
+          <w:sz w:val="20"/>
+          <w:szCs w:val="20"/>
+        </w:rPr>
+        <w:t xml:space="preserve">auto-OEM export orders (BMW/Mercedes)</w:t>
+      </w:r>
+      <w:r>
+        <w:rPr>
+          <w:color w:val="666666"/>
+          <w:sz w:val="20"/>
+          <w:szCs w:val="20"/>
+        </w:rPr>
+        <w:t xml:space="preserve"> → </w:t>
+      </w:r>
+      <w:r>
+        <w:rPr>
+          <w:b w:val="false"/>
+          <w:bCs w:val="false"/>
+          <w:sz w:val="20"/>
+          <w:szCs w:val="20"/>
+        </w:rPr>
+        <w:t xml:space="preserve">PU capacity utilization ramp</w:t>
+      </w:r>
+      <w:r>
+        <w:rPr>
+          <w:color w:val="666666"/>
+          <w:sz w:val="20"/>
+          <w:szCs w:val="20"/>
+        </w:rPr>
+        <w:t xml:space="preserve"> → </w:t>
+      </w:r>
+      <w:r>
+        <w:rPr>
+          <w:b w:val="false"/>
+          <w:bCs w:val="false"/>
+          <w:sz w:val="20"/>
+          <w:szCs w:val="20"/>
+        </w:rPr>
+        <w:t xml:space="preserve">revenue growth (guided 10-15%)</w:t>
+      </w:r>
+      <w:r>
+        <w:rPr>
+          <w:color w:val="666666"/>
+          <w:sz w:val="20"/>
+          <w:szCs w:val="20"/>
+        </w:rPr>
+        <w:t xml:space="preserve"> → </w:t>
+      </w:r>
+      <w:r>
+        <w:rPr>
+          <w:b w:val="false"/>
+          <w:bCs w:val="false"/>
+          <w:sz w:val="20"/>
+          <w:szCs w:val="20"/>
+        </w:rPr>
+        <w:t xml:space="preserve">margin (guided 25%+/-2%)</w:t>
+      </w:r>
+      <w:r>
+        <w:rPr>
+          <w:color w:val="666666"/>
+          <w:sz w:val="20"/>
+          <w:szCs w:val="20"/>
+        </w:rPr>
+        <w:t xml:space="preserve"> → </w:t>
+      </w:r>
+      <w:r>
+        <w:rPr>
+          <w:b w:val="false"/>
+          <w:bCs w:val="false"/>
+          <w:sz w:val="20"/>
+          <w:szCs w:val="20"/>
+        </w:rPr>
+        <w:t xml:space="preserve">PAT</w:t>
+      </w:r>
+    </w:p>
+    <w:p>
+      <w:pPr>
+        <w:spacing w:after="120"/>
+      </w:pPr>
+      <w:r>
+        <w:rPr>
+          <w:color w:val="666666"/>
+          <w:sz w:val="18"/>
+          <w:szCs w:val="18"/>
+        </w:rPr>
+        <w:t xml:space="preserve">Bottleneck link: PU capacity utilization (stuck ~23-25% for years).</w:t>
+      </w:r>
+    </w:p>
+    <w:p>
+      <w:pPr>
+        <w:spacing w:after="120"/>
+      </w:pPr>
+      <w:r>
+        <w:rPr>
+          <w:color w:val="666666"/>
+          <w:sz w:val="18"/>
+          <w:szCs w:val="18"/>
+        </w:rPr>
+        <w:t xml:space="preserve">Operating leverage: unclear — margin guidance is a steady-state target, not an explicit operating-leverage story off utilization</w:t>
+      </w:r>
+    </w:p>
+    <w:p>
+      <w:pPr>
+        <w:spacing w:after="120"/>
+      </w:pPr>
+      <w:r>
+        <w:rPr>
+          <w:color w:val="666666"/>
+          <w:sz w:val="18"/>
+          <w:szCs w:val="18"/>
+        </w:rPr>
+        <w:t xml:space="preserve">Evidenced: auto-OEM export orders; margin (Q1FY27 25.4% delivered). Still assumed: PU capacity utilization ramp; revenue growth 10-15%.</w:t>
       </w:r>
     </w:p>
     <w:p>
@@ -356,7 +1409,7 @@
           </w:tcPr>
           <w:p>
             <w:r>
-              <w:t xml:space="preserve">2026-09-09</w:t>
+              <w:t xml:space="preserve">2026-09-12</w:t>
             </w:r>
           </w:p>
         </w:tc>
@@ -599,7 +1652,7 @@
           </w:tcPr>
           <w:p>
             <w:r>
-              <w:t xml:space="preserve">28% FY26 PAT growth and a genuine global-OEM export ramp are not in a 15x multiple built on the old single-digit domestic growth; the Rs 3,196 Cr size still argues against a 10x framing</w:t>
+              <w:t xml:space="preserve">Q1 FY27 standalone EBITDA margin 25.4% (vs 21% YoY) and PAT +43% show the margin-led thesis playing out, but Mexico capex is now confirmed paused on US tariffs — the market's ~15x multiple already reflects the old single-digit domestic-growth base, not the margin improvement, but the Mexico delay caps how much upside the export leg adds near-term</w:t>
             </w:r>
           </w:p>
         </w:tc>
@@ -645,6 +1698,35 @@
           <w:szCs w:val="16"/>
         </w:rPr>
         <w:t xml:space="preserve">no broker consensus; implied path is a reverse-P/E estimate + screener.in forward figures + VP thread view</w:t>
+      </w:r>
+    </w:p>
+    <w:p>
+      <w:pPr>
+        <w:spacing w:after="120" w:before="120"/>
+      </w:pPr>
+      <w:r>
+        <w:rPr>
+          <w:b/>
+          <w:bCs/>
+          <w:sz w:val="20"/>
+          <w:szCs w:val="20"/>
+        </w:rPr>
+        <w:t xml:space="preserve">Catalyst: </w:t>
+      </w:r>
+      <w:r>
+        <w:rPr>
+          <w:sz w:val="20"/>
+          <w:szCs w:val="20"/>
+        </w:rPr>
+        <w:t xml:space="preserve">Mexico capex restart once US tariff clarity emerges, or PU-plant utilization finally moving meaningfully above ~25%</w:t>
+      </w:r>
+      <w:r>
+        <w:rPr>
+          <w:color w:val="666666"/>
+          <w:sz w:val="18"/>
+          <w:szCs w:val="18"/>
+        </w:rPr>
+        <w:t xml:space="preserve"> (window ~12M from 2026-09-12; undated; evidence low; pending)</w:t>
       </w:r>
     </w:p>
     <w:p>
@@ -852,7 +1934,7 @@
     </w:p>
     <w:p>
       <w:pPr>
-        <w:spacing w:after="120"/>
+        <w:spacing w:after="60" w:before="120"/>
       </w:pPr>
       <w:r>
         <w:rPr>
@@ -861,7 +1943,113 @@
           <w:sz w:val="20"/>
           <w:szCs w:val="20"/>
         </w:rPr>
-        <w:t xml:space="preserve">Quality metrics (ROCE · debt · FCF · margin · capex):</w:t>
+        <w:t xml:space="preserve">Earnings quality: </w:t>
+      </w:r>
+      <w:r>
+        <w:rPr>
+          <w:sz w:val="20"/>
+          <w:szCs w:val="20"/>
+        </w:rPr>
+        <w:t xml:space="preserve">margin driver structural</w:t>
+      </w:r>
+      <w:r>
+        <w:rPr>
+          <w:b/>
+          <w:bCs/>
+          <w:color w:val="A32020"/>
+          <w:sz w:val="20"/>
+          <w:szCs w:val="20"/>
+        </w:rPr>
+        <w:t xml:space="preserve"/>
+      </w:r>
+    </w:p>
+    <w:p>
+      <w:pPr>
+        <w:spacing w:after="120"/>
+      </w:pPr>
+      <w:r>
+        <w:rPr>
+          <w:color w:val="666666"/>
+          <w:sz w:val="18"/>
+          <w:szCs w:val="18"/>
+        </w:rPr>
+        <w:t xml:space="preserve">Drivers: export/PU product mix shift toward higher-margin business; operating leverage on existing (ex-PU) capacity.</w:t>
+      </w:r>
+    </w:p>
+    <w:p>
+      <w:pPr>
+        <w:spacing w:after="120"/>
+      </w:pPr>
+      <w:r>
+        <w:rPr>
+          <w:color w:val="666666"/>
+          <w:sz w:val="18"/>
+          <w:szCs w:val="18"/>
+        </w:rPr>
+        <w:t xml:space="preserve">Management guides 25%+/-2% as the through-cycle level; Q1 FY27's 25.4% standalone / 30.4% consolidated is within/near that guided band, not a one-off spike.</w:t>
+      </w:r>
+    </w:p>
+    <w:p>
+      <w:pPr>
+        <w:spacing w:after="60" w:before="120"/>
+      </w:pPr>
+      <w:r>
+        <w:rPr>
+          <w:b/>
+          <w:bCs/>
+          <w:sz w:val="20"/>
+          <w:szCs w:val="20"/>
+        </w:rPr>
+        <w:t xml:space="preserve">Growth trajectory: </w:t>
+      </w:r>
+      <w:r>
+        <w:rPr>
+          <w:b w:val="false"/>
+          <w:bCs w:val="false"/>
+          <w:sz w:val="20"/>
+          <w:szCs w:val="20"/>
+        </w:rPr>
+        <w:t xml:space="preserve">YoY growth rate is steady</w:t>
+      </w:r>
+    </w:p>
+    <w:p>
+      <w:pPr>
+        <w:spacing w:after="120"/>
+      </w:pPr>
+      <w:r>
+        <w:rPr>
+          <w:color w:val="666666"/>
+          <w:sz w:val="18"/>
+          <w:szCs w:val="18"/>
+        </w:rPr>
+        <w:t xml:space="preserve">FY24 +3.5%, FY25 +9.6%, FY26 +9.9%, Q1FY27 PAT +43% (margin-led, not volume-led) — revenue growth has stabilised in high-single-digits, not accelerating</w:t>
+      </w:r>
+    </w:p>
+    <w:p>
+      <w:pPr>
+        <w:spacing w:after="120"/>
+      </w:pPr>
+      <w:r>
+        <w:rPr>
+          <w:color w:val="666666"/>
+          <w:sz w:val="18"/>
+          <w:szCs w:val="18"/>
+        </w:rPr>
+        <w:t xml:space="preserve">Reverse P/E: ~15x trailing needs only ~8-10% EPS CAGR to be fair at a steady 15-18x exit — undemanding, consistent with the market pricing this as a mature compounder, not a growth story</w:t>
+      </w:r>
+    </w:p>
+    <w:p>
+      <w:pPr>
+        <w:spacing w:after="120"/>
+      </w:pPr>
+      <w:r>
+        <w:rPr>
+          <w:b/>
+          <w:bCs/>
+          <w:sz w:val="20"/>
+          <w:szCs w:val="20"/>
+        </w:rPr>
+        <w:t xml:space="preserve">Management quality (TVGP's "P"):</w:t>
       </w:r>
     </w:p>
     <w:tbl>
@@ -919,6 +2107,199 @@
                 <w:b/>
                 <w:bCs/>
               </w:rPr>
+              <w:t xml:space="preserve">Capital allocation</w:t>
+            </w:r>
+          </w:p>
+        </w:tc>
+        <w:tc>
+          <w:tcPr>
+            <w:tcW w:type="dxa" w:w="5800"/>
+          </w:tcPr>
+          <w:p>
+            <w:r>
+              <w:t xml:space="preserve">Reinvesting in Mexico (paused) and Lithuania (live) at a company running ~24-26% ROCE; no unrelated diversification found (disciplined)</w:t>
+            </w:r>
+          </w:p>
+        </w:tc>
+      </w:tr>
+      <w:tr>
+        <w:tc>
+          <w:tcPr>
+            <w:tcW w:type="dxa" w:w="3200"/>
+            <w:shd w:fill="F2F2F2" w:val="clear"/>
+          </w:tcPr>
+          <w:p>
+            <w:r>
+              <w:rPr>
+                <w:b/>
+                <w:bCs/>
+              </w:rPr>
+              <w:t xml:space="preserve">Related-party trend</w:t>
+            </w:r>
+          </w:p>
+        </w:tc>
+        <w:tc>
+          <w:tcPr>
+            <w:tcW w:type="dxa" w:w="5800"/>
+          </w:tcPr>
+          <w:p>
+            <w:r>
+              <w:t xml:space="preserve">unclear</w:t>
+            </w:r>
+          </w:p>
+        </w:tc>
+      </w:tr>
+      <w:tr>
+        <w:tc>
+          <w:tcPr>
+            <w:tcW w:type="dxa" w:w="3200"/>
+            <w:shd w:fill="F2F2F2" w:val="clear"/>
+          </w:tcPr>
+          <w:p>
+            <w:r>
+              <w:rPr>
+                <w:b/>
+                <w:bCs/>
+              </w:rPr>
+              <w:t xml:space="preserve">Guidance credibility</w:t>
+            </w:r>
+          </w:p>
+        </w:tc>
+        <w:tc>
+          <w:tcPr>
+            <w:tcW w:type="dxa" w:w="5800"/>
+          </w:tcPr>
+          <w:p>
+            <w:r>
+              <w:t xml:space="preserve">reliable</w:t>
+            </w:r>
+          </w:p>
+        </w:tc>
+      </w:tr>
+      <w:tr>
+        <w:tc>
+          <w:tcPr>
+            <w:tcW w:type="dxa" w:w="3200"/>
+            <w:shd w:fill="F2F2F2" w:val="clear"/>
+          </w:tcPr>
+          <w:p>
+            <w:r>
+              <w:rPr>
+                <w:b/>
+                <w:bCs/>
+              </w:rPr>
+              <w:t xml:space="preserve">Shareholder returns</w:t>
+            </w:r>
+          </w:p>
+        </w:tc>
+        <w:tc>
+          <w:tcPr>
+            <w:tcW w:type="dxa" w:w="5800"/>
+          </w:tcPr>
+          <w:p>
+            <w:r>
+              <w:t xml:space="preserve">consistent</w:t>
+            </w:r>
+          </w:p>
+        </w:tc>
+      </w:tr>
+      <w:tr>
+        <w:tc>
+          <w:tcPr>
+            <w:tcW w:type="dxa" w:w="3200"/>
+            <w:shd w:fill="F2F2F2" w:val="clear"/>
+          </w:tcPr>
+          <w:p>
+            <w:r>
+              <w:rPr>
+                <w:b/>
+                <w:bCs/>
+              </w:rPr>
+              <w:t xml:space="preserve">Capability ladder / VAP</w:t>
+            </w:r>
+          </w:p>
+        </w:tc>
+        <w:tc>
+          <w:tcPr>
+            <w:tcW w:type="dxa" w:w="5800"/>
+          </w:tcPr>
+          <w:p>
+            <w:r>
+              <w:t xml:space="preserve">Explicit shift toward higher-margin PU/export mix and global OEM programmes (BMW, Mercedes)</w:t>
+            </w:r>
+          </w:p>
+        </w:tc>
+      </w:tr>
+    </w:tbl>
+    <w:p>
+      <w:pPr>
+        <w:spacing w:after="120"/>
+      </w:pPr>
+      <w:r>
+        <w:rPr>
+          <w:b/>
+          <w:bCs/>
+          <w:sz w:val="20"/>
+          <w:szCs w:val="20"/>
+        </w:rPr>
+        <w:t xml:space="preserve">Quality metrics (ROCE · debt · FCF · margin · capex):</w:t>
+      </w:r>
+    </w:p>
+    <w:tbl>
+      <w:tblPr>
+        <w:tblW w:type="dxa" w:w="9000"/>
+        <w:tblBorders>
+          <w:top w:val="single" w:color="auto" w:sz="4"/>
+          <w:left w:val="single" w:color="auto" w:sz="4"/>
+          <w:bottom w:val="single" w:color="auto" w:sz="4"/>
+          <w:right w:val="single" w:color="auto" w:sz="4"/>
+          <w:insideH w:val="single" w:color="auto" w:sz="4"/>
+          <w:insideV w:val="single" w:color="auto" w:sz="4"/>
+        </w:tblBorders>
+      </w:tblPr>
+      <w:tblGrid>
+        <w:gridCol w:w="3200"/>
+        <w:gridCol w:w="5800"/>
+      </w:tblGrid>
+      <w:tr>
+        <w:tc>
+          <w:tcPr>
+            <w:tcW w:type="dxa" w:w="3200"/>
+            <w:shd w:fill="F2F2F2" w:val="clear"/>
+          </w:tcPr>
+          <w:p>
+            <w:r>
+              <w:rPr>
+                <w:b/>
+                <w:bCs/>
+              </w:rPr>
+              <w:t xml:space="preserve">Assessment</w:t>
+            </w:r>
+          </w:p>
+        </w:tc>
+        <w:tc>
+          <w:tcPr>
+            <w:tcW w:type="dxa" w:w="5800"/>
+          </w:tcPr>
+          <w:p>
+            <w:r>
+              <w:t xml:space="preserve">positive</w:t>
+            </w:r>
+          </w:p>
+        </w:tc>
+      </w:tr>
+      <w:tr>
+        <w:tc>
+          <w:tcPr>
+            <w:tcW w:type="dxa" w:w="3200"/>
+            <w:shd w:fill="F2F2F2" w:val="clear"/>
+          </w:tcPr>
+          <w:p>
+            <w:r>
+              <w:rPr>
+                <w:b/>
+                <w:bCs/>
+              </w:rPr>
               <w:t xml:space="preserve">ROCE</w:t>
             </w:r>
           </w:p>
@@ -1255,7 +2636,20 @@
         <w:spacing w:after="60"/>
       </w:pPr>
       <w:r>
-        <w:t xml:space="preserve">PU-plant capacity utilisation has remained persistently low (~20-25%) for multiple years per two trusted-user updates - the biggest single growth lever isn't yet firing</w:t>
+        <w:t xml:space="preserve">PU-plant capacity utilisation has remained persistently low (~23-25%) for multiple years, confirmed unchanged in Q1 FY27 - the biggest single growth lever isn't yet firing</w:t>
+      </w:r>
+    </w:p>
+    <w:p>
+      <w:pPr>
+        <w:pStyle w:val="ListParagraph"/>
+        <w:numPr>
+          <w:ilvl w:val="0"/>
+          <w:numId w:val="1"/>
+        </w:numPr>
+        <w:spacing w:after="60"/>
+      </w:pPr>
+      <w:r>
+        <w:t xml:space="preserve">Mexico capex (~Rs 200 Cr) is now explicitly ON HOLD due to a 25% US tariff - not just an election-timing question as previously framed, pushing out the US-OEM leg by at least several quarters</w:t>
       </w:r>
     </w:p>
     <w:p>
@@ -1269,19 +2663,6 @@
       </w:pPr>
       <w:r>
         <w:t xml:space="preserve">Domestic market growth has been flat for years per community discussion (a competitor, Jasch Industries, explicitly framed itself as taking domestic PU share from Mayur)</w:t>
-      </w:r>
-    </w:p>
-    <w:p>
-      <w:pPr>
-        <w:pStyle w:val="ListParagraph"/>
-        <w:numPr>
-          <w:ilvl w:val="0"/>
-          <w:numId w:val="1"/>
-        </w:numPr>
-        <w:spacing w:after="60"/>
-      </w:pPr>
-      <w:r>
-        <w:t xml:space="preserve">Mexico capex decision was explicitly contingent on 2026 US election outcome - execution/timing risk</w:t>
       </w:r>
     </w:p>
     <w:p>
@@ -1455,6 +2836,19 @@
       </w:pPr>
       <w:r>
         <w:t xml:space="preserve">No red flag. Source is untrusted external-lead (X triage) - no conviction floor applies. Re-check trigger: PU capacity utilisation finally moving up meaningfully from ~20-25%, or the Mexico facility reaching commercial production</w:t>
+      </w:r>
+    </w:p>
+    <w:p>
+      <w:pPr>
+        <w:pStyle w:val="ListParagraph"/>
+        <w:numPr>
+          <w:ilvl w:val="0"/>
+          <w:numId w:val="1"/>
+        </w:numPr>
+        <w:spacing w:after="60"/>
+      </w:pPr>
+      <w:r>
+        <w:t xml:space="preserve">2026-09-12 deep-dive pass 1: Q1 FY27 confirms strong margin execution (25.4% standalone, up from 21%) but also confirms the Mexico capex is formally paused on US tariffs (not just election-timing) - net, the quality-compounder framing and 'neither' thesis-fit both hold unchanged.</w:t>
       </w:r>
     </w:p>
     <w:p>

--- a/projects/valuepickr-open-screen/docs/Mayur Uniquoters.docx
+++ b/projects/valuepickr-open-screen/docs/Mayur Uniquoters.docx
@@ -2867,6 +2867,187 @@
           <w:szCs w:val="18"/>
         </w:rPr>
         <w:t xml:space="preserve">This is independent research and analysis for informational purposes only, not personalized financial or investment advice. Past multi-bagger performance and forum/social sentiment are not indicators of future returns. Do your own due diligence before investing.</w:t>
+      </w:r>
+    </w:p>
+    <w:p/>
+    <w:p>
+      <w:r>
+        <w:rPr>
+          <w:b/>
+          <w:sz w:val="28"/>
+        </w:rPr>
+        <w:t>🔄 RESEARCH UPDATE - 2026-10-05</w:t>
+      </w:r>
+    </w:p>
+    <w:p>
+      <w:r>
+        <w:rPr>
+          <w:b/>
+        </w:rPr>
+        <w:t>📊 Key Metrics:</w:t>
+      </w:r>
+    </w:p>
+    <w:p>
+      <w:pPr>
+        <w:ind w:left="360"/>
+      </w:pPr>
+      <w:r>
+        <w:t xml:space="preserve">  • Company: Mayur Uniquoters Ltd</w:t>
+      </w:r>
+    </w:p>
+    <w:p>
+      <w:pPr>
+        <w:ind w:left="360"/>
+      </w:pPr>
+      <w:r>
+        <w:t xml:space="preserve">  • Conviction: Not rated</w:t>
+      </w:r>
+    </w:p>
+    <w:p>
+      <w:pPr>
+        <w:ind w:left="360"/>
+      </w:pPr>
+      <w:r>
+        <w:t xml:space="preserve">  • Thesis: neither</w:t>
+      </w:r>
+    </w:p>
+    <w:p>
+      <w:pPr>
+        <w:ind w:left="360"/>
+      </w:pPr>
+      <w:r>
+        <w:t xml:space="preserve">  • 4-Box Score: 3.0</w:t>
+      </w:r>
+    </w:p>
+    <w:p>
+      <w:pPr>
+        <w:ind w:left="360"/>
+      </w:pPr>
+      <w:r>
+        <w:t xml:space="preserve">  • Research Date: 2026-09-28</w:t>
+      </w:r>
+    </w:p>
+    <w:p>
+      <w:pPr>
+        <w:ind w:left="360"/>
+      </w:pPr>
+      <w:r>
+        <w:t xml:space="preserve">  • Red Flag: None</w:t>
+      </w:r>
+    </w:p>
+    <w:p/>
+    <w:p>
+      <w:r>
+        <w:rPr>
+          <w:b/>
+        </w:rPr>
+        <w:t>📝 Verdict:</w:t>
+      </w:r>
+    </w:p>
+    <w:p>
+      <w:pPr>
+        <w:ind w:left="360"/>
+      </w:pPr>
+      <w:r>
+        <w:t>A genuine, well-run quality compounder with a real export-led margin story (four-box score 3.0), but its size and growth rate don't fit a 10x-in-2-3-years or 100x-in-10-years framing - thesis_fit neither by judgment call, conviction Medium as a quality holding.</w:t>
+      </w:r>
+    </w:p>
+    <w:p/>
+    <w:p>
+      <w:r>
+        <w:rPr>
+          <w:b/>
+        </w:rPr>
+        <w:t>📈 Bull Case:</w:t>
+      </w:r>
+    </w:p>
+    <w:p>
+      <w:pPr>
+        <w:ind w:left="360"/>
+      </w:pPr>
+      <w:r>
+        <w:t>Market leader, almost debt-free, consistent dividend payer with decades of track record</w:t>
+      </w:r>
+    </w:p>
+    <w:p>
+      <w:pPr>
+        <w:ind w:left="360"/>
+      </w:pPr>
+      <w:r>
+        <w:t>FY26 PAT +28.4% outpacing revenue +9.9% on margin improvement and export mix shift</w:t>
+      </w:r>
+    </w:p>
+    <w:p>
+      <w:pPr>
+        <w:ind w:left="360"/>
+      </w:pPr>
+      <w:r>
+        <w:t>Genuine global-OEM export ramp (BMW, Mercedes) with Mexico/Lithuania capacity being added specifically to capture US/EU demand</w:t>
+      </w:r>
+    </w:p>
+    <w:p>
+      <w:pPr>
+        <w:ind w:left="360"/>
+      </w:pPr>
+      <w:r>
+        <w:t>Promoter buying continuously in the open market (Mar 2026) - insider confidence signal</w:t>
+      </w:r>
+    </w:p>
+    <w:p>
+      <w:pPr>
+        <w:ind w:left="360"/>
+      </w:pPr>
+      <w:r>
+        <w:t>Trading well below its 52-week high (Rs 745 vs Rs 906) - some room to re-rate on execution</w:t>
+      </w:r>
+    </w:p>
+    <w:p/>
+    <w:p>
+      <w:r>
+        <w:rPr>
+          <w:b/>
+        </w:rPr>
+        <w:t>📉 Bear Case:</w:t>
+      </w:r>
+    </w:p>
+    <w:p>
+      <w:pPr>
+        <w:ind w:left="360"/>
+      </w:pPr>
+      <w:r>
+        <w:t>Already a Rs 3,196 Cr company with high-single-digit topline growth - not a small-base setup for a 10x-in-short-order thesis</w:t>
+      </w:r>
+    </w:p>
+    <w:p>
+      <w:pPr>
+        <w:ind w:left="360"/>
+      </w:pPr>
+      <w:r>
+        <w:t>PU-plant capacity utilisation has remained persistently low (~23-25%) for multiple years, confirmed unchanged in Q1 FY27 - the biggest single growth lever isn't yet firing</w:t>
+      </w:r>
+    </w:p>
+    <w:p>
+      <w:pPr>
+        <w:ind w:left="360"/>
+      </w:pPr>
+      <w:r>
+        <w:t>Mexico capex (~Rs 200 Cr) is now explicitly ON HOLD due to a 25% US tariff - not just an election-timing question as previously framed, pushing out the US-OEM leg by at least several quarters</w:t>
+      </w:r>
+    </w:p>
+    <w:p>
+      <w:pPr>
+        <w:ind w:left="360"/>
+      </w:pPr>
+      <w:r>
+        <w:t>Domestic market growth has been flat for years per community discussion (a competitor, Jasch Industries, explicitly framed itself as taking domestic PU share from Mayur)</w:t>
+      </w:r>
+    </w:p>
+    <w:p>
+      <w:pPr>
+        <w:ind w:left="360"/>
+      </w:pPr>
+      <w:r>
+        <w:t>Underinvoicing/duty-manipulation in PU imports is a disclosed industry headwind</w:t>
       </w:r>
     </w:p>
     <w:sectPr>
